--- a/landfill-orchestra/docx/story_novel.docx
+++ b/landfill-orchestra/docx/story_novel.docx
@@ -1258,7 +1258,7 @@
         <w:spacing w:after="160" w:line="360"/>
       </w:pPr>
       <w:r>
-        <w:t xml:space="preserve">강변교회 지하는 계단이 가팔랐다. 백열등 세 개가 노랗게 흔들렸다. 토요일 저녁마다 섬 아이들 몇이 그곳 야학에서 숙제를 했다. 은주는 동민의 받아쓰기를 봐 주러 왔다.
+        <w:t xml:space="preserve">강변교회 지하는 계단이 가팔랐다. 백열등 세 개가 노랗게 흔들렸다. 토요일 저녁마다 섬 아이들 몇이 그곳 공부방에서 숙제를 했다. 은주는 동민의 받아쓰기를 봐 주러 왔다.
 </w:t>
       </w:r>
     </w:p>
@@ -2617,7 +2617,7 @@
         <w:spacing w:after="160" w:line="360"/>
       </w:pPr>
       <w:r>
-        <w:t xml:space="preserve">"이름 구려!"
+        <w:t xml:space="preserve">"이름 웃겨!"
 </w:t>
       </w:r>
     </w:p>
@@ -2923,7 +2923,7 @@
         <w:spacing w:after="160" w:line="360"/>
       </w:pPr>
       <w:r>
-        <w:t xml:space="preserve">오른쪽은 빨간 도장이 찍힌 회색 갱지였다. '갈대섬 정리 예정 알림. 올림픽 대회를 앞두고 갈대섬 일대를 정리할 예정입니다. 주민 이주와 철거 일정은 추후 알려 드립니다. 주민 여러분의 협조 부탁드립니다. 구청 도시정비과. 담당 계장 최정수.'
+        <w:t xml:space="preserve">오른쪽은 빨간 직인이 찍힌 회색 갱지였다. '갈대섬 정리 예정 알림. 올림픽 대회를 앞두고 갈대섬 일대를 정리할 예정입니다. 주민 이주와 철거 일정은 추후 알려 드립니다. 주민 여러분의 협조 부탁드립니다. 구청장. (문의: 도시정비과 계장 최정수)'
 </w:t>
       </w:r>
     </w:p>
@@ -4939,7 +4939,7 @@
         <w:spacing w:after="160" w:line="360"/>
       </w:pPr>
       <w:r>
-        <w:t xml:space="preserve">이튿날 아침, 집하장 아저씨 하나가 뭍에서 신문 한 부를 들고 국밥집 천막에 왔다. 「서울매일」 사회면이었다. 맨 아래 구석에 손바닥만 한 기사가 실려 있었다.
+        <w:t xml:space="preserve">이튿날 아침, 집하장 아저씨 하나가 뭍에서 신문 한 부를 들고 국밥집 천막에 왔다. 「한강신보」 사회면이었다. 맨 아래 구석에 손바닥만 한 기사가 실려 있었다.
 </w:t>
       </w:r>
     </w:p>
@@ -4984,7 +4984,7 @@
         <w:spacing w:after="160" w:line="360"/>
       </w:pPr>
       <w:r>
-        <w:t xml:space="preserve">'갈대섬 아이들이다. 깡통 바이올린을 켠 하모(13) 양은…'
+        <w:t xml:space="preserve">'갈대섬 아이들이다. 깡통 바이올린을 켠 하모(14) 양은…'
 </w:t>
       </w:r>
     </w:p>
@@ -5083,7 +5083,7 @@
         <w:spacing w:after="160" w:line="360"/>
       </w:pPr>
       <w:r>
-        <w:t xml:space="preserve">아버지는 숟가락을 들지 않았다. 신문을 집어 들었다. 다섯 줄이 안 되는 기사였다. 아버지는 그것을 오래 읽었다. 하모(13) 양. 긴 손가락이 한 낱말 위에서 멈췄다. 깡통 바이올린. 쓰레기 더미에 묻혔어야 할 낱말이었다. 손가락 끝에 힘이 들어갔다. 종이가 구겨졌다.
+        <w:t xml:space="preserve">아버지는 숟가락을 들지 않았다. 신문을 집어 들었다. 다섯 줄이 안 되는 기사였다. 아버지는 그것을 오래 읽었다. 하모(14) 양. 긴 손가락이 한 낱말 위에서 멈췄다. 깡통 바이올린. 쓰레기 더미에 묻혔어야 할 낱말이었다. 손가락 끝에 힘이 들어갔다. 종이가 구겨졌다.
 </w:t>
       </w:r>
     </w:p>
@@ -6793,7 +6793,7 @@
         <w:spacing w:after="160" w:line="360"/>
       </w:pPr>
       <w:r>
-        <w:t xml:space="preserve">첫째, 이주 개시일을 7월 넷째 주 이후로 조정함. 8월 말 정리 기한은 준수함. 둘째, 이주 가구는 동일 지역 임대주택에 일괄 배정함. 셋째, 해당 아동은 같은 학군 내 학교로 전학 조치함.
+        <w:t xml:space="preserve">첫째, 이주 개시일을 7월 넷째 주 이후로 조정함. 8월 말 정리 기한은 준수함. 둘째, 이주 가구는 동일 지역 가수용 시설(조립식 임시 거처)에 일괄 수용하고, 임대주택 건립 시 우선 입주를 건의함. 셋째, 해당 아동은 같은 통학구역·학군 내 학교로 전학 조치함.
 </w:t>
       </w:r>
     </w:p>
@@ -8287,7 +8287,7 @@
         <w:spacing w:after="160" w:line="360"/>
       </w:pPr>
       <w:r>
-        <w:t xml:space="preserve">섬 가족들은 흩어지지 않았다. 최 계장의 보고서대로 같은 동네 임대주택에 함께 옮겨 갔고, 아이들은 같은 학교에 다녔다.
+        <w:t xml:space="preserve">섬 가족들은 흩어지지 않았다. 최 계장의 보고서대로 같은 동네 조립식 임시 거처로 함께 옮겼다가, 두 해 뒤 그 동네에 처음 생긴 임대아파트에 함께 들어갔다. 아이들은 같은 학교에 다녔다.
 </w:t>
       </w:r>
     </w:p>
@@ -8305,7 +8305,7 @@
         <w:spacing w:after="160" w:line="360"/>
       </w:pPr>
       <w:r>
-        <w:t xml:space="preserve">언덕 꼭대기에 작은 무대가 세워졌다. 공원 개장 음악회였다.
+        <w:t xml:space="preserve">언덕 꼭대기에 작은 무대가 세워졌다. 공원 개장 한 돌 음악회였다.
 </w:t>
       </w:r>
     </w:p>
